--- a/Day 12/Day 12 - SQL Queries Dataset -1.docx
+++ b/Day 12/Day 12 - SQL Queries Dataset -1.docx
@@ -4,65 +4,14 @@
   <w:body>
     <w:p>
       <w:r>
-        <w:t xml:space="preserve">Day </w:t>
+        <w:t>Day 12 :</w:t>
       </w:r>
-      <w:proofErr w:type="gramStart"/>
-      <w:r>
-        <w:t>12 :</w:t>
-      </w:r>
-      <w:proofErr w:type="gramEnd"/>
     </w:p>
     <w:p>
       <w:r>
         <w:t xml:space="preserve">SQL operations - 1 </w:t>
       </w:r>
     </w:p>
-    <w:p/>
-    <w:p>
-      <w:r>
-        <w:t>1.Create a table and insert data:</w:t>
-      </w:r>
-    </w:p>
-    <w:p>
-      <w:r>
-        <w:drawing>
-          <wp:inline distT="0" distB="0" distL="0" distR="0" wp14:anchorId="0B34950E" wp14:editId="477ECF0E">
-            <wp:extent cx="5731510" cy="3206750"/>
-            <wp:effectExtent l="0" t="0" r="2540" b="0"/>
-            <wp:docPr id="859513495" name="Picture 1"/>
-            <wp:cNvGraphicFramePr>
-              <a:graphicFrameLocks xmlns:a="http://schemas.openxmlformats.org/drawingml/2006/main" noChangeAspect="1"/>
-            </wp:cNvGraphicFramePr>
-            <a:graphic xmlns:a="http://schemas.openxmlformats.org/drawingml/2006/main">
-              <a:graphicData uri="http://schemas.openxmlformats.org/drawingml/2006/picture">
-                <pic:pic xmlns:pic="http://schemas.openxmlformats.org/drawingml/2006/picture">
-                  <pic:nvPicPr>
-                    <pic:cNvPr id="859513495" name=""/>
-                    <pic:cNvPicPr/>
-                  </pic:nvPicPr>
-                  <pic:blipFill>
-                    <a:blip r:embed="rId5"/>
-                    <a:stretch>
-                      <a:fillRect/>
-                    </a:stretch>
-                  </pic:blipFill>
-                  <pic:spPr>
-                    <a:xfrm>
-                      <a:off x="0" y="0"/>
-                      <a:ext cx="5731510" cy="3206750"/>
-                    </a:xfrm>
-                    <a:prstGeom prst="rect">
-                      <a:avLst/>
-                    </a:prstGeom>
-                  </pic:spPr>
-                </pic:pic>
-              </a:graphicData>
-            </a:graphic>
-          </wp:inline>
-        </w:drawing>
-      </w:r>
-    </w:p>
-    <w:p/>
     <w:p>
       <w:r>
         <w:t>2. Calculate average salary by department:</w:t>
@@ -70,6 +19,9 @@
     </w:p>
     <w:p>
       <w:r>
+        <w:rPr>
+          <w:noProof/>
+        </w:rPr>
         <w:drawing>
           <wp:inline distT="0" distB="0" distL="0" distR="0" wp14:anchorId="3BC0D4CA" wp14:editId="30A70270">
             <wp:extent cx="5731510" cy="3813810"/>
@@ -86,7 +38,7 @@
                     <pic:cNvPicPr/>
                   </pic:nvPicPr>
                   <pic:blipFill>
-                    <a:blip r:embed="rId6"/>
+                    <a:blip r:embed="rId5"/>
                     <a:stretch>
                       <a:fillRect/>
                     </a:stretch>
@@ -119,6 +71,10 @@
     <w:p/>
     <w:p>
       <w:r>
+        <w:rPr>
+          <w:noProof/>
+        </w:rPr>
+        <w:lastRenderedPageBreak/>
         <w:drawing>
           <wp:inline distT="0" distB="0" distL="0" distR="0" wp14:anchorId="7E59A7E2" wp14:editId="0FD60164">
             <wp:extent cx="5731510" cy="4183380"/>
@@ -135,7 +91,7 @@
                     <pic:cNvPicPr/>
                   </pic:nvPicPr>
                   <pic:blipFill>
-                    <a:blip r:embed="rId7"/>
+                    <a:blip r:embed="rId6"/>
                     <a:stretch>
                       <a:fillRect/>
                     </a:stretch>
@@ -168,7 +124,6 @@
     <w:p/>
     <w:p>
       <w:r>
-        <w:lastRenderedPageBreak/>
         <w:t xml:space="preserve">4. </w:t>
       </w:r>
       <w:r>
@@ -180,6 +135,10 @@
     </w:p>
     <w:p>
       <w:r>
+        <w:rPr>
+          <w:noProof/>
+        </w:rPr>
+        <w:lastRenderedPageBreak/>
         <w:drawing>
           <wp:inline distT="0" distB="0" distL="0" distR="0" wp14:anchorId="3D2C31DB" wp14:editId="246F2BE6">
             <wp:extent cx="5731510" cy="3832860"/>
@@ -196,7 +155,7 @@
                     <pic:cNvPicPr/>
                   </pic:nvPicPr>
                   <pic:blipFill>
-                    <a:blip r:embed="rId8"/>
+                    <a:blip r:embed="rId7"/>
                     <a:stretch>
                       <a:fillRect/>
                     </a:stretch>
@@ -231,6 +190,9 @@
     </w:p>
     <w:p>
       <w:r>
+        <w:rPr>
+          <w:noProof/>
+        </w:rPr>
         <w:drawing>
           <wp:inline distT="0" distB="0" distL="0" distR="0" wp14:anchorId="7F4ABB73" wp14:editId="598C27EF">
             <wp:extent cx="5731510" cy="4057015"/>
@@ -247,7 +209,7 @@
                     <pic:cNvPicPr/>
                   </pic:nvPicPr>
                   <pic:blipFill>
-                    <a:blip r:embed="rId9"/>
+                    <a:blip r:embed="rId8"/>
                     <a:stretch>
                       <a:fillRect/>
                     </a:stretch>
@@ -1162,6 +1124,7 @@
   <w:style w:type="character" w:default="1" w:styleId="DefaultParagraphFont">
     <w:name w:val="Default Paragraph Font"/>
     <w:uiPriority w:val="1"/>
+    <w:semiHidden/>
     <w:unhideWhenUsed/>
   </w:style>
   <w:style w:type="table" w:default="1" w:styleId="TableNormal">
